--- a/informes_finales/informe_60-A.docx
+++ b/informes_finales/informe_60-A.docx
@@ -52,6 +52,26 @@
       </w:pPr>
       <w:r>
         <w:t xml:space="preserve">CONSIDERANDO:</w:t>
+      </w:r>
+    </w:p>
+    <w:p>
+      <w:pPr>
+        <w:spacing w:after="120"/>
+        <w:ind w:left="720" w:hanging="720"/>
+        <w:jc w:val="both"/>
+      </w:pPr>
+      <w:r>
+        <w:t xml:space="preserve">1.	Que, a fojas 1, consta Resolución Exenta N°1304;</w:t>
+      </w:r>
+    </w:p>
+    <w:p>
+      <w:pPr>
+        <w:spacing w:after="120"/>
+        <w:ind w:left="720" w:hanging="720"/>
+        <w:jc w:val="both"/>
+      </w:pPr>
+      <w:r>
+        <w:t xml:space="preserve">2.	Que, a fojas 2, consta Memorándum N°089-R/2024;</w:t>
       </w:r>
     </w:p>
     <w:p>
